--- a/document_templates/russian_library/Претензии/Услуги_Медицина_Быт_Сервис/шаблон_Претензия_на_ремонт_авто_из-за_дорожного_покрытия.docx
+++ b/document_templates/russian_library/Претензии/Услуги_Медицина_Быт_Сервис/шаблон_Претензия_на_ремонт_авто_из-за_дорожного_покрытия.docx
@@ -76,13 +76,12 @@
           <w:lang w:val="en-US"/>
         </w:rPr>
       </w:pPr>
-      <w:proofErr w:type="gramStart"/>
       <w:r>
         <w:rPr>
           <w:rStyle w:val="citation-1461"/>
           <w:lang w:val="en-US"/>
         </w:rPr>
-        <w:t xml:space="preserve">{{ w_t_w_r_w_prooferr_w_type_spellstart_w_r_w_rsidrpr_0025672c_w_rpr_w_rstyle_w_val_citation_1461_w_lang_w_val_en_us_w_rpr_w_t_document_w_t_w_r_w_prooferr_w_type_gramend_w_r_w_rsidrpr_0025672c_w_rpr_w_rstyle_w_val_citation_1461_w_lang_w_val_en_us_w_rpr_w_t_date_w_t_w_r_w_prooferr_w_type_spellend_w_r_w_rsidrpr_0025672c_w_rpr_w_rstyle_w_val_citation_1461_w_lang_w_val_en_us_w_rpr_w_t_xml_space_preserve }}</w:t>
+        <w:t xml:space="preserve">{{ document_date }}</w:t>
       </w:r>
     </w:p>
     <w:p>
@@ -105,7 +104,7 @@
           <w:rStyle w:val="citation-1460"/>
           <w:lang w:val="en-US"/>
         </w:rPr>
-        <w:t xml:space="preserve">: {{ w_t_w_r_w_prooferr_w_type_spellstart_w_r_w_rsidrpr_0025672c_w_rpr_w_rstyle_w_val_citation_1460_w_lang_w_val_en_us_w_rpr_w_t_sender_phone_w_t_w_r_w_prooferr_w_type_spellend_w_r_w_rsidrpr_0025672c_w_rpr_w_rstyle_w_val_citation_1460_w_lang_w_val_en_us_w_rpr_w_t_xml_space_preserve }} </w:t>
+        <w:t xml:space="preserve">: {{ sender_phone }} </w:t>
       </w:r>
     </w:p>
     <w:p>
@@ -128,13 +127,12 @@
           <w:lang w:val="en-US"/>
         </w:rPr>
       </w:pPr>
-      <w:proofErr w:type="gramStart"/>
       <w:r>
         <w:rPr>
           <w:rStyle w:val="citation-1458"/>
           <w:lang w:val="en-US"/>
         </w:rPr>
-        <w:t xml:space="preserve">{{ w_t_w_r_w_prooferr_w_type_spellstart_w_r_w_rsidrpr_0025672c_w_rpr_w_rstyle_w_val_citation_1458_w_lang_w_val_en_us_w_rpr_w_t_incident_w_t_w_r_w_prooferr_w_type_gramend_w_r_w_rsidrpr_0025672c_w_rpr_w_rstyle_w_val_citation_1458_w_lang_w_val_en_us_w_rpr_w_t_details_w_t_w_r_w_prooferr_w_type_spellend_w_r_w_rsidrpr_0025672c_w_rpr_w_rstyle_w_val_citation_1458_w_lang_w_val_en_us_w_rpr_w_t_xml_space_preserve }} </w:t>
+        <w:t xml:space="preserve">{{ incident_details }} </w:t>
       </w:r>
     </w:p>
     <w:p>
@@ -172,13 +170,12 @@
           <w:lang w:val="en-US"/>
         </w:rPr>
       </w:pPr>
-      <w:proofErr w:type="gramStart"/>
       <w:r>
         <w:rPr>
           <w:rStyle w:val="citation-1456"/>
           <w:lang w:val="en-US"/>
         </w:rPr>
-        <w:t xml:space="preserve">{{ w_t_w_r_w_prooferr_w_type_spellstart_w_r_w_rsidrpr_0025672c_w_rpr_w_rstyle_w_val_citation_1456_w_lang_w_val_en_us_w_rpr_w_t_claim_w_t_w_r_w_prooferr_w_type_gramend_w_r_w_rsidrpr_0025672c_w_rpr_w_rstyle_w_val_citation_1456_w_lang_w_val_en_us_w_rpr_w_t_requests_w_t_w_r_w_prooferr_w_type_spellend_w_r_w_rsidrpr_0025672c_w_rpr_w_rstyle_w_val_citation_1456_w_lang_w_val_en_us_w_rpr_w_t_xml_space_preserve }} </w:t>
+        <w:t xml:space="preserve">{{ claim_requests }} </w:t>
       </w:r>
     </w:p>
     <w:p>
@@ -216,13 +213,12 @@
           <w:lang w:val="en-US"/>
         </w:rPr>
       </w:pPr>
-      <w:proofErr w:type="gramStart"/>
       <w:r>
         <w:rPr>
           <w:rStyle w:val="citation-1454"/>
           <w:lang w:val="en-US"/>
         </w:rPr>
-        <w:t>{{ attachments_w_t_w_r_w_prooferr_w_type_gramend_w_r_w_rsidrpr_0025672c_w_rpr_w_rstyle_w_val_citation_1454_w_lang_w_val_en_us_w_rpr_w_t_xml_space_preserve }}</w:t>
+        <w:t>{{ attachments }}</w:t>
       </w:r>
     </w:p>
     <w:p>
@@ -235,7 +231,6 @@
           <w:lang w:val="en-US"/>
         </w:rPr>
       </w:pPr>
-      <w:proofErr w:type="gramStart"/>
       <w:r>
         <w:rPr>
           <w:rFonts w:ascii="Times New Roman" w:hAnsi="Times New Roman" w:cs="Times New Roman"/>
@@ -243,7 +238,7 @@
           <w:szCs w:val="24"/>
           <w:lang w:val="en-US"/>
         </w:rPr>
-        <w:t xml:space="preserve">{{ w_t_w_r_w_prooferr_w_type_spellstart_w_r_w_rpr_w_rfonts_w_ascii_times_new_roman_w_hansi_times_new_roman_w_cs_times_new_roman_w_sz_w_val_24_w_szcs_w_val_24_w_lang_w_val_en_us_w_rpr_w_t_sender_w_t_w_r_w_prooferr_w_type_gramend_w_r_w_rpr_w_rfonts_w_ascii_times_new_roman_w_hansi_times_new_roman_w_cs_times_new_roman_w_sz_w_val_24_w_szcs_w_val_24_w_lang_w_val_en_us_w_rpr_w_t_full_name_w_t_w_r_w_prooferr_w_type_spellend_w_r_w_rpr_w_rfonts_w_ascii_times_new_roman_w_hansi_times_new_roman_w_cs_times_new_roman_w_sz_w_val_24_w_szcs_w_val_24_w_lang_w_val_en_us_w_rpr_w_t_xml_space_preserve }}</w:t>
+        <w:t xml:space="preserve">{{ sender_full_name }}</w:t>
       </w:r>
       <w:r>
         <w:rPr>
